--- a/storage/templates/normalized-docx/BM-073/BM-073_normalized.docx
+++ b/storage/templates/normalized-docx/BM-073/BM-073_normalized.docx
@@ -783,7 +783,7 @@
           <w:bCs/>
           <w:szCs w:val="28"/>
         </w:rPr>
-        <w:t>{{document.field}}</w:t>
+        <w:t>{{document.fullDocumentCode}}</w:t>
       </w:r>
     </w:p>
     <w:p>
@@ -1019,7 +1019,7 @@
           <w:rFonts w:cs="Times New Roman" w:ascii="Times New Roman" w:hAnsi="Times New Roman"/>
           <w:szCs w:val="28"/>
         </w:rPr>
-        <w:t>{{document.field}}</w:t>
+        <w:t>{{document.issueDate}}</w:t>
       </w:r>
     </w:p>
     <w:p>
@@ -1163,7 +1163,7 @@
         <w:rPr>
           <w:rFonts w:cs="Arial" w:ascii="Times New Roman" w:hAnsi="Times New Roman"/>
         </w:rPr>
-        <w:t>{{document.field}}</w:t>
+        <w:t>{{person.dateOfBirth}}</w:t>
       </w:r>
       <w:r>
         <w:rPr>
@@ -1337,7 +1337,7 @@
                 <w:sz w:val="22"/>
                 <w:szCs w:val="22"/>
               </w:rPr>
-              <w:t>{{document.field}}</w:t>
+              <w:t>{{person.dateOfBirth}}</w:t>
             </w:r>
           </w:p>
           <w:p>
@@ -1389,7 +1389,7 @@
                 <w:b/>
                 <w:sz w:val="24"/>
               </w:rPr>
-              <w:t>{{document.field}}</w:t>
+              <w:t>{{person.idNumber}}</w:t>
             </w:r>
             <w:r>
               <w:rPr>
